--- a/paper/supplementary_medarchive_v38.docx
+++ b/paper/supplementary_medarchive_v38.docx
@@ -114,7 +114,7 @@
         </w:pict>
       </w:r>
     </w:p>
-    <w:bookmarkStart w:id="12" w:name="s1.-extended-methods"/>
+    <w:bookmarkStart w:id="14" w:name="s1.-extended-methods"/>
     <w:p>
       <w:pPr>
         <w:pStyle w:val="Heading2"/>
@@ -173,7 +173,7 @@
         </w:numPr>
       </w:pPr>
       <w:r>
-        <w:t xml:space="preserve">Between-negative-control variance of the bias, σ_ps, with 2 levels (0.06, 0.10).</w:t>
+        <w:t xml:space="preserve">Standard error of the target estimate, σψ, with 2 levels (0.06, 0.10).</w:t>
       </w:r>
     </w:p>
     <w:p>
@@ -244,6 +244,434 @@
         <w:t xml:space="preserve">For the beta-blocker target trial emulation, 12 negative-control outcomes were drawn from the OHDSI standard negative-control panel for cardiovascular studies, restricted to outcomes with sufficient event counts and predicted insensitivity to the exposures of interest. All 12 selected controls were directionally protective (all_protective = TRUE), with calibrated log relative risks ranging from -0.531 to -0.002 and a Shapiro-Wilk test of the empirical null residuals yielding p = 0.168, consistent with approximate normality of the null.</w:t>
       </w:r>
     </w:p>
+    <w:bookmarkEnd w:id="11"/>
+    <w:bookmarkStart w:id="12" w:name="Xa1bc2f0e15fd841483e99bdff8ebd13eb62d2f3"/>
+    <w:p>
+      <w:pPr>
+        <w:pStyle w:val="Heading3"/>
+      </w:pPr>
+      <w:r>
+        <w:t xml:space="preserve">S1.4 Construction and calibration of the BF credible interval</w:t>
+      </w:r>
+    </w:p>
+    <w:p>
+      <w:pPr>
+        <w:pStyle w:val="FirstParagraph"/>
+      </w:pPr>
+      <w:r>
+        <w:t xml:space="preserve">BF is a ratio whose denominator is itself the difference between two estimated quantities, so its uncertainty cannot be inherited from a standard error in the usual way. As ψ̃ approaches 0 the ratio becomes unstable, and the instability runs in one direction: the denominator shrinks, so BF is pushed toward 1, while the upper end of the BF scale is a hard boundary at exactly 1. An interval built on a normal approximation for BF̂ would be symmetric on a scale that is bounded and asymmetric near its end, and would put mass outside [0, 1]. We therefore propagate uncertainty instead of approximating it, as described in S1.2.</w:t>
+      </w:r>
+    </w:p>
+    <w:p>
+      <w:pPr>
+        <w:pStyle w:val="BodyText"/>
+      </w:pPr>
+      <w:r>
+        <w:t xml:space="preserve">Holding the observed effect estimate fixed is a deliberate choice: the interval answers how much of the calibrated signal is bias given the effect estimate that was obtained, not a joint statement about the effect estimate and the empirical null. In the simulation the number of retained joint posterior draws was modest (M = 300, from 400 Gibbs iterations with 100 discarded as warm-up), which is too few to locate the 2.5th and 97.5th percentiles precisely and is therefore itself a source of interval instability.</w:t>
+      </w:r>
+    </w:p>
+    <w:p>
+      <w:pPr>
+        <w:pStyle w:val="BodyText"/>
+      </w:pPr>
+      <w:r>
+        <w:t xml:space="preserve">We call the result a credible interval, not a confidence interval, because it is a percentile range of a distribution for the quantity being estimated, not the output of a procedure constructed to cover the true value in 95% of repeated samples. No sampling distribution is inverted, so the interval carries no guarantee of frequentist coverage. The distinction is not terminological: in the simulation, where BF_true is known by construction, the interval contained it in 71.1% of repetitions, below the nominal 95%, and coverage was lower among narrower intervals (58.5%) than among wider ones (83.8%). One reason is visible in the construction itself: the interval omits the sampling variability of the effect estimate, a second source of error in BF̂. Reported as a credible interval with its coverage stated, this is an honest statement that the propagated distribution is too narrow rather than a failure of the method.</w:t>
+      </w:r>
+    </w:p>
+    <w:p>
+      <w:pPr>
+        <w:pStyle w:val="BodyText"/>
+      </w:pPr>
+      <w:r>
+        <w:t xml:space="preserve">Each interval is summarised by its half-width, (BF_hi − BF_lo)/2, and not by its two bounds. BF is bounded, so the bounds are truncated at 0 and 1 and carry information about location as well as precision; the half-width extracts the precision component in BF units, on the same bounded scale as the estimate itself, which is what lets the lookup table of Step 2 classify an estimate jointly by where it falls on the BF scale and by how wide its interval is, splitting the half-width at its median across the simulation (0.130) and returning the higher of the two stratum-specific probabilities. The half-width is not a standard error: because the bounds are truncated, it is half of the [0, 1] scale that the interval occupies, and near either end of the scale it is attenuated by that truncation.</w:t>
+      </w:r>
+    </w:p>
+    <w:bookmarkEnd w:id="12"/>
+    <w:bookmarkStart w:id="13" w:name="X9c4b3d64691c72951021069244b866783623fb3"/>
+    <w:p>
+      <w:pPr>
+        <w:pStyle w:val="Heading3"/>
+      </w:pPr>
+      <w:r>
+        <w:t xml:space="preserve">S1.5 Justification of the simulation factor ranges</w:t>
+      </w:r>
+    </w:p>
+    <w:p>
+      <w:pPr>
+        <w:pStyle w:val="FirstParagraph"/>
+      </w:pPr>
+      <w:r>
+        <w:t xml:space="preserve">Factor levels were not chosen to represent a survey of cardiovascular observational research. Each level was anchored either to a quantity measured in the present case study or to a published estimate of adherence-related bias, as follows.</w:t>
+      </w:r>
+    </w:p>
+    <w:tbl>
+      <w:tblPr>
+        <w:tblStyle w:val="Table"/>
+        <w:tblW w:type="pct" w:w="5000"/>
+        <w:tblLayout w:type="fixed"/>
+        <w:tblLook w:firstRow="1" w:lastRow="0" w:firstColumn="0" w:lastColumn="0" w:noHBand="0" w:noVBand="0" w:val="0020"/>
+      </w:tblPr>
+      <w:tblGrid>
+        <w:gridCol w:w="1584"/>
+        <w:gridCol w:w="1584"/>
+        <w:gridCol w:w="1584"/>
+        <w:gridCol w:w="1584"/>
+        <w:gridCol w:w="1584"/>
+      </w:tblGrid>
+      <w:tr>
+        <w:trPr>
+          <w:tblHeader w:val="on"/>
+        </w:trPr>
+        <w:tc>
+          <w:tcPr/>
+          <w:p>
+            <w:pPr>
+              <w:pStyle w:val="Compact"/>
+            </w:pPr>
+            <w:r>
+              <w:t xml:space="preserve">Factor</w:t>
+            </w:r>
+          </w:p>
+        </w:tc>
+        <w:tc>
+          <w:tcPr/>
+          <w:p>
+            <w:pPr>
+              <w:pStyle w:val="Compact"/>
+            </w:pPr>
+            <w:r>
+              <w:t xml:space="preserve">Levels</w:t>
+            </w:r>
+          </w:p>
+        </w:tc>
+        <w:tc>
+          <w:tcPr/>
+          <w:p>
+            <w:pPr>
+              <w:pStyle w:val="Compact"/>
+            </w:pPr>
+            <w:r>
+              <w:t xml:space="preserve">Values</w:t>
+            </w:r>
+          </w:p>
+        </w:tc>
+        <w:tc>
+          <w:tcPr/>
+          <w:p>
+            <w:pPr>
+              <w:pStyle w:val="Compact"/>
+            </w:pPr>
+            <w:r>
+              <w:t xml:space="preserve">Justification</w:t>
+            </w:r>
+          </w:p>
+        </w:tc>
+        <w:tc>
+          <w:tcPr/>
+          <w:p>
+            <w:pPr>
+              <w:pStyle w:val="Compact"/>
+            </w:pPr>
+            <w:r>
+              <w:t xml:space="preserve">Source</w:t>
+            </w:r>
+          </w:p>
+        </w:tc>
+      </w:tr>
+      <w:tr>
+        <w:tc>
+          <w:tcPr/>
+          <w:p>
+            <w:pPr>
+              <w:pStyle w:val="Compact"/>
+            </w:pPr>
+            <w:r>
+              <w:t xml:space="preserve">True effect, ψ</w:t>
+            </w:r>
+          </w:p>
+        </w:tc>
+        <w:tc>
+          <w:tcPr/>
+          <w:p>
+            <w:pPr>
+              <w:pStyle w:val="Compact"/>
+            </w:pPr>
+            <w:r>
+              <w:t xml:space="preserve">10</w:t>
+            </w:r>
+          </w:p>
+        </w:tc>
+        <w:tc>
+          <w:tcPr/>
+          <w:p>
+            <w:pPr>
+              <w:pStyle w:val="Compact"/>
+            </w:pPr>
+            <w:r>
+              <w:t xml:space="preserve">−0.01 to −0.40</w:t>
+            </w:r>
+          </w:p>
+        </w:tc>
+        <w:tc>
+          <w:tcPr/>
+          <w:p>
+            <w:pPr>
+              <w:pStyle w:val="Compact"/>
+            </w:pPr>
+            <w:r>
+              <w:t xml:space="preserve">Spans marginal to large protective effects on the log relative-risk scale (RR, 0.99 to 0.67) and brackets the beta-blocker estimate observed in the case study (ln RR, −0.18)</w:t>
+            </w:r>
+          </w:p>
+        </w:tc>
+        <w:tc>
+          <w:tcPr/>
+          <w:p>
+            <w:pPr>
+              <w:pStyle w:val="Compact"/>
+            </w:pPr>
+            <w:r>
+              <w:t xml:space="preserve">Present case study</w:t>
+            </w:r>
+          </w:p>
+        </w:tc>
+      </w:tr>
+      <w:tr>
+        <w:tc>
+          <w:tcPr/>
+          <w:p>
+            <w:pPr>
+              <w:pStyle w:val="Compact"/>
+            </w:pPr>
+            <w:r>
+              <w:t xml:space="preserve">Bias center, μB</w:t>
+            </w:r>
+          </w:p>
+        </w:tc>
+        <w:tc>
+          <w:tcPr/>
+          <w:p>
+            <w:pPr>
+              <w:pStyle w:val="Compact"/>
+            </w:pPr>
+            <w:r>
+              <w:t xml:space="preserve">8</w:t>
+            </w:r>
+          </w:p>
+        </w:tc>
+        <w:tc>
+          <w:tcPr/>
+          <w:p>
+            <w:pPr>
+              <w:pStyle w:val="Compact"/>
+            </w:pPr>
+            <w:r>
+              <w:t xml:space="preserve">−0.05 to −0.40</w:t>
+            </w:r>
+          </w:p>
+        </w:tc>
+        <w:tc>
+          <w:tcPr/>
+          <w:p>
+            <w:pPr>
+              <w:pStyle w:val="Compact"/>
+            </w:pPr>
+            <w:r>
+              <w:t xml:space="preserve">(RR, 0.95 to 0.67). Approaches, without reaching, the healthy-adherer effect reported for adherence-related exposures (odds ratio, 0.56; ln, −0.58) and brackets the empirical null fitted to the case-study panel (μ̂B, −0.19)</w:t>
+            </w:r>
+          </w:p>
+        </w:tc>
+        <w:tc>
+          <w:tcPr/>
+          <w:p>
+            <w:pPr>
+              <w:pStyle w:val="Compact"/>
+            </w:pPr>
+            <w:r>
+              <w:t xml:space="preserve">Simpson 2006; present case study</w:t>
+            </w:r>
+          </w:p>
+        </w:tc>
+      </w:tr>
+      <w:tr>
+        <w:tc>
+          <w:tcPr/>
+          <w:p>
+            <w:pPr>
+              <w:pStyle w:val="Compact"/>
+            </w:pPr>
+            <w:r>
+              <w:t xml:space="preserve">Standard error of the target estimate, σψ</w:t>
+            </w:r>
+          </w:p>
+        </w:tc>
+        <w:tc>
+          <w:tcPr/>
+          <w:p>
+            <w:pPr>
+              <w:pStyle w:val="Compact"/>
+            </w:pPr>
+            <w:r>
+              <w:t xml:space="preserve">2</w:t>
+            </w:r>
+          </w:p>
+        </w:tc>
+        <w:tc>
+          <w:tcPr/>
+          <w:p>
+            <w:pPr>
+              <w:pStyle w:val="Compact"/>
+            </w:pPr>
+            <w:r>
+              <w:t xml:space="preserve">0.06, 0.10</w:t>
+            </w:r>
+          </w:p>
+        </w:tc>
+        <w:tc>
+          <w:tcPr/>
+          <w:p>
+            <w:pPr>
+              <w:pStyle w:val="Compact"/>
+            </w:pPr>
+            <w:r>
+              <w:t xml:space="preserve">Brackets the standard errors of the two case-study estimates (0.056 and 0.068)</w:t>
+            </w:r>
+          </w:p>
+        </w:tc>
+        <w:tc>
+          <w:tcPr/>
+          <w:p>
+            <w:pPr>
+              <w:pStyle w:val="Compact"/>
+            </w:pPr>
+            <w:r>
+              <w:t xml:space="preserve">Present case study</w:t>
+            </w:r>
+          </w:p>
+        </w:tc>
+      </w:tr>
+      <w:tr>
+        <w:tc>
+          <w:tcPr/>
+          <w:p>
+            <w:pPr>
+              <w:pStyle w:val="Compact"/>
+            </w:pPr>
+            <w:r>
+              <w:t xml:space="preserve">Number of negative controls, K</w:t>
+            </w:r>
+          </w:p>
+        </w:tc>
+        <w:tc>
+          <w:tcPr/>
+          <w:p>
+            <w:pPr>
+              <w:pStyle w:val="Compact"/>
+            </w:pPr>
+            <w:r>
+              <w:t xml:space="preserve">3</w:t>
+            </w:r>
+          </w:p>
+        </w:tc>
+        <w:tc>
+          <w:tcPr/>
+          <w:p>
+            <w:pPr>
+              <w:pStyle w:val="Compact"/>
+            </w:pPr>
+            <w:r>
+              <w:t xml:space="preserve">12, 25, 50</w:t>
+            </w:r>
+          </w:p>
+        </w:tc>
+        <w:tc>
+          <w:tcPr/>
+          <w:p>
+            <w:pPr>
+              <w:pStyle w:val="Compact"/>
+            </w:pPr>
+            <w:r>
+              <w:t xml:space="preserve">12 is the number of controls in the cardiovascular panel available in MIMIC-IV; 25 is a moderately larger panel; 50 tests whether estimator performance keeps improving or plateaus once the panel far exceeds the size typically assembled in practice</w:t>
+            </w:r>
+          </w:p>
+        </w:tc>
+        <w:tc>
+          <w:tcPr/>
+          <w:p>
+            <w:pPr>
+              <w:pStyle w:val="Compact"/>
+            </w:pPr>
+            <w:r>
+              <w:t xml:space="preserve">Present case study; Schuemie 2018</w:t>
+            </w:r>
+          </w:p>
+        </w:tc>
+      </w:tr>
+      <w:tr>
+        <w:tc>
+          <w:tcPr/>
+          <w:p>
+            <w:pPr>
+              <w:pStyle w:val="Compact"/>
+            </w:pPr>
+            <w:r>
+              <w:t xml:space="preserve">Exchangeability violation</w:t>
+            </w:r>
+          </w:p>
+        </w:tc>
+        <w:tc>
+          <w:tcPr/>
+          <w:p>
+            <w:pPr>
+              <w:pStyle w:val="Compact"/>
+            </w:pPr>
+            <w:r>
+              <w:t xml:space="preserve">2</w:t>
+            </w:r>
+          </w:p>
+        </w:tc>
+        <w:tc>
+          <w:tcPr/>
+          <w:p>
+            <w:pPr>
+              <w:pStyle w:val="Compact"/>
+            </w:pPr>
+            <w:r>
+              <w:t xml:space="preserve">0, 0.3</w:t>
+            </w:r>
+          </w:p>
+        </w:tc>
+        <w:tc>
+          <w:tcPr/>
+          <w:p>
+            <w:pPr>
+              <w:pStyle w:val="Compact"/>
+            </w:pPr>
+            <w:r>
+              <w:t xml:space="preserve">0 corresponds to an assumption that holds; 0.3 shifts 30% of controls by +0.15 (RR, 1.16), a deliberately arbitrary perturbation chosen to break the assumption rather than to reproduce any empirical estimate</w:t>
+            </w:r>
+          </w:p>
+        </w:tc>
+        <w:tc>
+          <w:tcPr/>
+          <w:p>
+            <w:pPr>
+              <w:pStyle w:val="Compact"/>
+            </w:pPr>
+            <w:r>
+              <w:t xml:space="preserve">Design choice</w:t>
+            </w:r>
+          </w:p>
+        </w:tc>
+      </w:tr>
+    </w:tbl>
+    <w:p>
+      <w:pPr>
+        <w:pStyle w:val="BodyText"/>
+      </w:pPr>
+      <w:r>
+        <w:t xml:space="preserve">Three respects in which the grid does not bracket the case study should be read as limitations of the simulation, all of which make it more favorable to the estimator than the case study itself. First, the between-control standard deviation was held fixed at 0.05, below the 0.068 fitted to the case-study panel. Second, control standard errors were drawn from a uniform distribution on 0.03 to 0.12, whereas the observed controls ranged from 0.025 to 0.302 with 3 controls above 0.24. Third, the guideline-directed medical therapy estimate (ln RR, −0.38) lies between grid levels, within the ψ grid whose most extreme value is −0.40.</w:t>
+      </w:r>
+    </w:p>
     <w:p>
       <w:r>
         <w:pict>
@@ -251,9 +679,9 @@
         </w:pict>
       </w:r>
     </w:p>
-    <w:bookmarkEnd w:id="11"/>
-    <w:bookmarkEnd w:id="12"/>
-    <w:bookmarkStart w:id="13" w:name="X821b2ccb0e8346b5714448eb76a3511eb7bc5fa"/>
+    <w:bookmarkEnd w:id="13"/>
+    <w:bookmarkEnd w:id="14"/>
+    <w:bookmarkStart w:id="15" w:name="X821b2ccb0e8346b5714448eb76a3511eb7bc5fa"/>
     <w:p>
       <w:pPr>
         <w:pStyle w:val="Heading2"/>
@@ -683,8 +1111,8 @@
         </w:pict>
       </w:r>
     </w:p>
-    <w:bookmarkEnd w:id="13"/>
-    <w:bookmarkStart w:id="22" w:name="X4d3b6fe2dc8767703846271d3597a4d554a06cb"/>
+    <w:bookmarkEnd w:id="15"/>
+    <w:bookmarkStart w:id="24" w:name="X4d3b6fe2dc8767703846271d3597a4d554a06cb"/>
     <w:p>
       <w:pPr>
         <w:pStyle w:val="Heading2"/>
@@ -693,7 +1121,7 @@
         <w:t xml:space="preserve">S3. Part II supplementary: decision-rule detail</w:t>
       </w:r>
     </w:p>
-    <w:bookmarkStart w:id="14" w:name="s3.1-full-12-bucket-lookup-table"/>
+    <w:bookmarkStart w:id="16" w:name="s3.1-full-12-bucket-lookup-table"/>
     <w:p>
       <w:pPr>
         <w:pStyle w:val="Heading3"/>
@@ -2014,8 +2442,8 @@
         </w:tc>
       </w:tr>
     </w:tbl>
-    <w:bookmarkEnd w:id="14"/>
-    <w:bookmarkStart w:id="15" w:name="s3.2-three-readings-of-the-lookup"/>
+    <w:bookmarkEnd w:id="16"/>
+    <w:bookmarkStart w:id="17" w:name="s3.2-three-readings-of-the-lookup"/>
     <w:p>
       <w:pPr>
         <w:pStyle w:val="Heading3"/>
@@ -2312,11 +2740,11 @@
         <w:pStyle w:val="BodyText"/>
       </w:pPr>
       <w:r>
-        <w:t xml:space="preserve">The conservative reading changed 8.94 of verdicts relative to the pooled reading and 0.00 relative to the width-specific reading; the maximum absolute within-bin probability gap was 0.128, and adding CI half-width moved the AUC by only 0.00007.</w:t>
+        <w:t xml:space="preserve">The conservative reading changed 8.94% of verdicts relative to the pooled reading and 0.00% relative to the width-specific reading; the maximum absolute within-bin probability gap was 0.128, and adding CI half-width moved the AUC by only 0.00007.</w:t>
       </w:r>
     </w:p>
-    <w:bookmarkEnd w:id="15"/>
-    <w:bookmarkStart w:id="16" w:name="s3.3-nested-strategy-comparison"/>
+    <w:bookmarkEnd w:id="17"/>
+    <w:bookmarkStart w:id="18" w:name="s3.3-nested-strategy-comparison"/>
     <w:p>
       <w:pPr>
         <w:pStyle w:val="Heading3"/>
@@ -3341,8 +3769,8 @@
         </w:tc>
       </w:tr>
     </w:tbl>
-    <w:bookmarkEnd w:id="16"/>
-    <w:bookmarkStart w:id="17" w:name="s3.4-decision-flow-by-stage"/>
+    <w:bookmarkEnd w:id="18"/>
+    <w:bookmarkStart w:id="19" w:name="s3.4-decision-flow-by-stage"/>
     <w:p>
       <w:pPr>
         <w:pStyle w:val="Heading3"/>
@@ -3727,8 +4155,8 @@
         </w:tc>
       </w:tr>
     </w:tbl>
-    <w:bookmarkEnd w:id="17"/>
-    <w:bookmarkStart w:id="18" w:name="Xd78e56bb12f9e2371ec2c22f32e99345cf1f2a5"/>
+    <w:bookmarkEnd w:id="19"/>
+    <w:bookmarkStart w:id="20" w:name="Xd78e56bb12f9e2371ec2c22f32e99345cf1f2a5"/>
     <w:p>
       <w:pPr>
         <w:pStyle w:val="Heading3"/>
@@ -4016,11 +4444,11 @@
         <w:pStyle w:val="BodyText"/>
       </w:pPr>
       <w:r>
-        <w:t xml:space="preserve">Zone accuracy was 53.1 overall, 42.0 among bias-dominated, 52.2 among mixed, and 85.3 among effect-dominated repetitions.</w:t>
+        <w:t xml:space="preserve">Zone accuracy was 53.1% overall, 42.0% among bias-dominated, 52.2% among mixed, and 85.3% among effect-dominated repetitions.</w:t>
       </w:r>
     </w:p>
-    <w:bookmarkEnd w:id="18"/>
-    <w:bookmarkStart w:id="19" w:name="s3.6-subgroup-robustness"/>
+    <w:bookmarkEnd w:id="20"/>
+    <w:bookmarkStart w:id="21" w:name="s3.6-subgroup-robustness"/>
     <w:p>
       <w:pPr>
         <w:pStyle w:val="Heading3"/>
@@ -4746,8 +5174,8 @@
         </w:tc>
       </w:tr>
     </w:tbl>
-    <w:bookmarkEnd w:id="19"/>
-    <w:bookmarkStart w:id="20" w:name="s3.7-discrimination"/>
+    <w:bookmarkEnd w:id="21"/>
+    <w:bookmarkStart w:id="22" w:name="s3.7-discrimination"/>
     <w:p>
       <w:pPr>
         <w:pStyle w:val="Heading3"/>
@@ -4979,8 +5407,8 @@
         <w:t xml:space="preserve">The likelihood-ratio chi-square test for adding credible-interval half-width to BF̂ was χ² = 70.3, df = 1, p &lt; .001. The odds ratio per unit increase in CI half-width was 1.30.</w:t>
       </w:r>
     </w:p>
-    <w:bookmarkEnd w:id="20"/>
-    <w:bookmarkStart w:id="21" w:name="Xa44da2396c88fb7e008623c59cf63a514819040"/>
+    <w:bookmarkEnd w:id="22"/>
+    <w:bookmarkStart w:id="23" w:name="Xa44da2396c88fb7e008623c59cf63a514819040"/>
     <w:p>
       <w:pPr>
         <w:pStyle w:val="Heading3"/>
@@ -4994,7 +5422,7 @@
         <w:pStyle w:val="FirstParagraph"/>
       </w:pPr>
       <w:r>
-        <w:t xml:space="preserve">The median half-width was 0.130 (quartiles 0.088, 0.191). Coverage of the MCMC 95% credible interval was 71.1 overall, 58.5 for narrow intervals, and 83.8 for wide intervals. Mean half-width by K was 0.218 for K = 12 and 0.144 for K = 25. The calibrated P-value at the 0.05 threshold declared 61.9 of repetitions passable versus 91.7 for the uncalibrated P-value; the pass rate among bias-dominated truth was 42.5, among mixed 80.2, and among effect-dominated 88.1.</w:t>
+        <w:t xml:space="preserve">The median half-width was 0.130 (quartiles 0.088, 0.191). Coverage of the MCMC 95% credible interval was 71.1% overall, 58.5% for narrow intervals, and 83.8% for wide intervals. Mean half-width by K was 0.218 for K = 12 and 0.144 for K = 25. The calibrated P-value at the 0.05 threshold declared 61.9% of repetitions passable versus 91.7% for the uncalibrated P-value; the pass rate among bias-dominated truth was 42.5%, among mixed 80.2%, and among effect-dominated 88.1%.</w:t>
       </w:r>
     </w:p>
     <w:p>
@@ -5004,9 +5432,9 @@
         </w:pict>
       </w:r>
     </w:p>
-    <w:bookmarkEnd w:id="21"/>
-    <w:bookmarkEnd w:id="22"/>
-    <w:bookmarkStart w:id="26" w:name="X1469099585c03b400cbcc854bd85b1fcd14e28e"/>
+    <w:bookmarkEnd w:id="23"/>
+    <w:bookmarkEnd w:id="24"/>
+    <w:bookmarkStart w:id="28" w:name="X1469099585c03b400cbcc854bd85b1fcd14e28e"/>
     <w:p>
       <w:pPr>
         <w:pStyle w:val="Heading2"/>
@@ -5015,7 +5443,7 @@
         <w:t xml:space="preserve">S4. Part III supplementary: case-study estimation</w:t>
       </w:r>
     </w:p>
-    <w:bookmarkStart w:id="23" w:name="s4.1-negative-control-empirical-null"/>
+    <w:bookmarkStart w:id="25" w:name="s4.1-negative-control-empirical-null"/>
     <w:p>
       <w:pPr>
         <w:pStyle w:val="Heading3"/>
@@ -5032,8 +5460,8 @@
         <w:t xml:space="preserve">The jointly estimated empirical null had center μ̂_B = -0.190 and scale σ̂_B = 0.068; the Shapiro-Wilk test of the 12 negative-control residuals gave p = 0.168, and the calibrated log relative risks of the controls ranged from -0.531 to -0.002.</w:t>
       </w:r>
     </w:p>
-    <w:bookmarkEnd w:id="23"/>
-    <w:bookmarkStart w:id="24" w:name="s4.2-full-case-estimation"/>
+    <w:bookmarkEnd w:id="25"/>
+    <w:bookmarkStart w:id="26" w:name="s4.2-full-case-estimation"/>
     <w:p>
       <w:pPr>
         <w:pStyle w:val="Heading3"/>
@@ -5203,7 +5631,7 @@
               <w:jc w:val="right"/>
             </w:pPr>
             <w:r>
-              <w:t xml:space="preserve">0.832</w:t>
+              <w:t xml:space="preserve">0.831</w:t>
             </w:r>
           </w:p>
         </w:tc>
@@ -5227,31 +5655,31 @@
               <w:jc w:val="right"/>
             </w:pPr>
             <w:r>
-              <w:t xml:space="preserve">0.9433</w:t>
-            </w:r>
-          </w:p>
-        </w:tc>
-        <w:tc>
-          <w:tcPr/>
-          <w:p>
-            <w:pPr>
-              <w:pStyle w:val="Compact"/>
-              <w:jc w:val="right"/>
-            </w:pPr>
-            <w:r>
-              <w:t xml:space="preserve">0.906</w:t>
-            </w:r>
-          </w:p>
-        </w:tc>
-        <w:tc>
-          <w:tcPr/>
-          <w:p>
-            <w:pPr>
-              <w:pStyle w:val="Compact"/>
-              <w:jc w:val="right"/>
-            </w:pPr>
-            <w:r>
-              <w:t xml:space="preserve">0.740</w:t>
+              <w:t xml:space="preserve">0.9464</w:t>
+            </w:r>
+          </w:p>
+        </w:tc>
+        <w:tc>
+          <w:tcPr/>
+          <w:p>
+            <w:pPr>
+              <w:pStyle w:val="Compact"/>
+              <w:jc w:val="right"/>
+            </w:pPr>
+            <w:r>
+              <w:t xml:space="preserve">0.907</w:t>
+            </w:r>
+          </w:p>
+        </w:tc>
+        <w:tc>
+          <w:tcPr/>
+          <w:p>
+            <w:pPr>
+              <w:pStyle w:val="Compact"/>
+              <w:jc w:val="right"/>
+            </w:pPr>
+            <w:r>
+              <w:t xml:space="preserve">0.739</w:t>
             </w:r>
           </w:p>
         </w:tc>
@@ -5313,79 +5741,79 @@
               <w:jc w:val="right"/>
             </w:pPr>
             <w:r>
-              <w:t xml:space="preserve">0.646</w:t>
-            </w:r>
-          </w:p>
-        </w:tc>
-        <w:tc>
-          <w:tcPr/>
-          <w:p>
-            <w:pPr>
-              <w:pStyle w:val="Compact"/>
-              <w:jc w:val="right"/>
-            </w:pPr>
-            <w:r>
-              <w:t xml:space="preserve">0.781</w:t>
-            </w:r>
-          </w:p>
-        </w:tc>
-        <w:tc>
-          <w:tcPr/>
-          <w:p>
-            <w:pPr>
-              <w:pStyle w:val="Compact"/>
-              <w:jc w:val="right"/>
-            </w:pPr>
-            <w:r>
-              <w:t xml:space="preserve">0.0066</w:t>
-            </w:r>
-          </w:p>
-        </w:tc>
-        <w:tc>
-          <w:tcPr/>
-          <w:p>
-            <w:pPr>
-              <w:pStyle w:val="Compact"/>
-              <w:jc w:val="right"/>
-            </w:pPr>
-            <w:r>
-              <w:t xml:space="preserve">0.446</w:t>
-            </w:r>
-          </w:p>
-        </w:tc>
-        <w:tc>
-          <w:tcPr/>
-          <w:p>
-            <w:pPr>
-              <w:pStyle w:val="Compact"/>
-              <w:jc w:val="right"/>
-            </w:pPr>
-            <w:r>
-              <w:t xml:space="preserve">0.312</w:t>
-            </w:r>
-          </w:p>
-        </w:tc>
-        <w:tc>
-          <w:tcPr/>
-          <w:p>
-            <w:pPr>
-              <w:pStyle w:val="Compact"/>
-              <w:jc w:val="right"/>
-            </w:pPr>
-            <w:r>
-              <w:t xml:space="preserve">0.528</w:t>
-            </w:r>
-          </w:p>
-        </w:tc>
-        <w:tc>
-          <w:tcPr/>
-          <w:p>
-            <w:pPr>
-              <w:pStyle w:val="Compact"/>
-              <w:jc w:val="right"/>
-            </w:pPr>
-            <w:r>
-              <w:t xml:space="preserve">0.502</w:t>
+              <w:t xml:space="preserve">0.682</w:t>
+            </w:r>
+          </w:p>
+        </w:tc>
+        <w:tc>
+          <w:tcPr/>
+          <w:p>
+            <w:pPr>
+              <w:pStyle w:val="Compact"/>
+              <w:jc w:val="right"/>
+            </w:pPr>
+            <w:r>
+              <w:t xml:space="preserve">0.825</w:t>
+            </w:r>
+          </w:p>
+        </w:tc>
+        <w:tc>
+          <w:tcPr/>
+          <w:p>
+            <w:pPr>
+              <w:pStyle w:val="Compact"/>
+              <w:jc w:val="right"/>
+            </w:pPr>
+            <w:r>
+              <w:t xml:space="preserve">0.0452</w:t>
+            </w:r>
+          </w:p>
+        </w:tc>
+        <w:tc>
+          <w:tcPr/>
+          <w:p>
+            <w:pPr>
+              <w:pStyle w:val="Compact"/>
+              <w:jc w:val="right"/>
+            </w:pPr>
+            <w:r>
+              <w:t xml:space="preserve">0.510</w:t>
+            </w:r>
+          </w:p>
+        </w:tc>
+        <w:tc>
+          <w:tcPr/>
+          <w:p>
+            <w:pPr>
+              <w:pStyle w:val="Compact"/>
+              <w:jc w:val="right"/>
+            </w:pPr>
+            <w:r>
+              <w:t xml:space="preserve">0.356</w:t>
+            </w:r>
+          </w:p>
+        </w:tc>
+        <w:tc>
+          <w:tcPr/>
+          <w:p>
+            <w:pPr>
+              <w:pStyle w:val="Compact"/>
+              <w:jc w:val="right"/>
+            </w:pPr>
+            <w:r>
+              <w:t xml:space="preserve">0.603</w:t>
+            </w:r>
+          </w:p>
+        </w:tc>
+        <w:tc>
+          <w:tcPr/>
+          <w:p>
+            <w:pPr>
+              <w:pStyle w:val="Compact"/>
+              <w:jc w:val="right"/>
+            </w:pPr>
+            <w:r>
+              <w:t xml:space="preserve">0.648</w:t>
             </w:r>
           </w:p>
         </w:tc>
@@ -5403,8 +5831,8 @@
         </w:tc>
       </w:tr>
     </w:tbl>
-    <w:bookmarkEnd w:id="24"/>
-    <w:bookmarkStart w:id="25" w:name="s4.3-sensitivity-analyses-question-1"/>
+    <w:bookmarkEnd w:id="26"/>
+    <w:bookmarkStart w:id="27" w:name="s4.3-sensitivity-analyses-question-1"/>
     <w:p>
       <w:pPr>
         <w:pStyle w:val="Heading3"/>
@@ -5418,7 +5846,7 @@
         <w:pStyle w:val="FirstParagraph"/>
       </w:pPr>
       <w:r>
-        <w:t xml:space="preserve">Leave-one-out across the 12 negative controls gave BF̂ ranging from 0.890 to 0.989 (fall-back BF̂ = 0.982). Replacement of the Super Learner library gave BF̂ = 0.901 (0.748 to 0.995), 0.896 (0.753 to 0.995), and 0.918 (0.718 to 0.995) under the three alternative libraries. The Gaussian-process propensity-score perturbation gave calibrated relative risk 0.995 to 1.048 and BF̂ 0.801 to 0.976. All sensitivity analyses preserved the</w:t>
+        <w:t xml:space="preserve">Leave-one-out across the 12 negative controls gave BF̂ ranging from 0.891 to 0.990 (fall-back BF̂ = 0.984). Replacement of the Super Learner library gave BF̂ = 0.901 (0.748 to 0.995), 0.896 (0.753 to 0.995), and 0.918 (0.718 to 0.995) under the three alternative libraries. The Gaussian-process propensity-score perturbation gave calibrated relative risk 0.995 to 1.048 and BF̂ 0.801 to 0.976. All sensitivity analyses preserved the</w:t>
       </w:r>
       <w:r>
         <w:t xml:space="preserve"> </w:t>
@@ -5452,9 +5880,9 @@
         </w:pict>
       </w:r>
     </w:p>
-    <w:bookmarkEnd w:id="25"/>
-    <w:bookmarkEnd w:id="26"/>
-    <w:bookmarkStart w:id="30" w:name="s5.-software-and-reproducibility"/>
+    <w:bookmarkEnd w:id="27"/>
+    <w:bookmarkEnd w:id="28"/>
+    <w:bookmarkStart w:id="32" w:name="s5.-software-and-reproducibility"/>
     <w:p>
       <w:pPr>
         <w:pStyle w:val="Heading2"/>
@@ -5480,8 +5908,8 @@
         <w:t xml:space="preserve">; the BF extension is provided by the accompanying R code archived with this manuscript. The analysis pipeline reads MIMIC IV and MIMIC IV ECG under approved data-use agreements; the derived negative-control and estimation tables, the simulation frame, and the single JSON of reported numbers are released with the manuscript repository. The companion interactive explainer consumes the same JSON so that every figure and table in the manuscript and the explainer are guaranteed to agree.</w:t>
       </w:r>
     </w:p>
-    <w:bookmarkStart w:id="29" w:name="refs"/>
-    <w:bookmarkStart w:id="28" w:name="ref-schuemie2018empirical"/>
+    <w:bookmarkStart w:id="31" w:name="refs"/>
+    <w:bookmarkStart w:id="30" w:name="ref-schuemie2018empirical"/>
     <w:p>
       <w:pPr>
         <w:pStyle w:val="Bibliography"/>
@@ -5506,12 +5934,12 @@
           <w:i/>
           <w:iCs/>
         </w:rPr>
-        <w:t xml:space="preserve">Proceedings of the National Academy of Sciences</w:t>
+        <w:t xml:space="preserve">Proc Natl Acad Sci U S A</w:t>
       </w:r>
       <w:r>
         <w:t xml:space="preserve">. 2018;115(11):2571-2577. doi:</w:t>
       </w:r>
-      <w:hyperlink r:id="rId27">
+      <w:hyperlink r:id="rId29">
         <w:r>
           <w:rPr>
             <w:rStyle w:val="Hyperlink"/>
@@ -5520,9 +5948,9 @@
         </w:r>
       </w:hyperlink>
     </w:p>
-    <w:bookmarkEnd w:id="28"/>
-    <w:bookmarkEnd w:id="29"/>
     <w:bookmarkEnd w:id="30"/>
+    <w:bookmarkEnd w:id="31"/>
+    <w:bookmarkEnd w:id="32"/>
     <w:sectPr>
       <w:footnotePr>
         <w:numRestart w:val="eachSect"/>
